--- a/content/Bios/Jim_Dorsey.docx
+++ b/content/Bios/Jim_Dorsey.docx
@@ -1,134 +1,8 @@
 
 <file path=word/document.xml><?xml version="1.0" encoding="utf-8"?>
-<w:document xmlns:w14="http://schemas.microsoft.com/office/word/2010/wordml" xmlns:wp14="http://schemas.microsoft.com/office/word/2010/wordprocessingDrawing" xmlns:w="http://schemas.openxmlformats.org/wordprocessingml/2006/main" xmlns:m="http://schemas.openxmlformats.org/officeDocument/2006/math" xmlns:r="http://schemas.openxmlformats.org/officeDocument/2006/relationships" xmlns:o="urn:schemas-microsoft-com:office:office" xmlns:v="urn:schemas-microsoft-com:vml" xmlns:w10="urn:schemas-microsoft-com:office:word" xmlns:a="http://schemas.openxmlformats.org/drawingml/2006/main" xmlns:pic="http://schemas.openxmlformats.org/drawingml/2006/picture" xmlns:wp="http://schemas.openxmlformats.org/drawingml/2006/wordprocessingDrawing" xmlns:mc="http://schemas.openxmlformats.org/markup-compatibility/2006" mc:Ignorable="w14 wp14">
+<w:document xmlns:ns1="http://schemas.openxmlformats.org/markup-compatibility/2006" xmlns:ns2="http://schemas.microsoft.com/office/word/2010/wordml" xmlns:w="http://schemas.openxmlformats.org/wordprocessingml/2006/main" ns1:Ignorable="w14 wp14">
   <w:body>
-    <w:p xmlns:wp14="http://schemas.microsoft.com/office/word/2010/wordml" wp14:textId="77777777">
-      <w:pPr>
-        <w:pStyle w:val="FirstParagraph"/>
-      </w:pPr>
-      <w:r>
-        <w:rPr/>
-        <w:t>1996 Hall of Fame Inductee Jim Dorsey – Littleton</w:t>
-      </w:r>
-      <w:r>
-        <w:rPr/>
-        <w:t xml:space="preserve"> </w:t>
-      </w:r>
-      <w:r>
-        <w:rPr/>
-        <w:t xml:space="preserve">Jim Dorsey umpired Colorado high school, American </w:t>
-      </w:r>
-      <w:r>
-        <w:rPr/>
-        <w:t>Legion</w:t>
-      </w:r>
-      <w:r>
-        <w:rPr/>
-        <w:t xml:space="preserve"> and college baseball from 1961 to 1981.</w:t>
-      </w:r>
-      <w:r>
-        <w:rPr/>
-        <w:t xml:space="preserve"> </w:t>
-      </w:r>
-      <w:r>
-        <w:rPr/>
-        <w:t xml:space="preserve">His </w:t>
-      </w:r>
-      <w:r>
-        <w:rPr/>
-        <w:t>high school</w:t>
-      </w:r>
-      <w:r>
-        <w:rPr/>
-        <w:t xml:space="preserve"> on-field experience includes 15 years of playoffs and three state tournaments, along</w:t>
-      </w:r>
-      <w:r>
-        <w:rPr/>
-        <w:t xml:space="preserve"> </w:t>
-      </w:r>
-      <w:r>
-        <w:rPr/>
-        <w:t xml:space="preserve">with several American Legion playoffs. He also </w:t>
-      </w:r>
-      <w:r>
-        <w:rPr/>
-        <w:t>worked</w:t>
-      </w:r>
-      <w:r>
-        <w:rPr/>
-        <w:t xml:space="preserve"> the Western Athletic Conference, RMAC and</w:t>
-      </w:r>
-      <w:r>
-        <w:rPr/>
-        <w:t xml:space="preserve"> </w:t>
-      </w:r>
-      <w:r>
-        <w:rPr/>
-        <w:t>Denver University.</w:t>
-      </w:r>
-      <w:r>
-        <w:rPr/>
-        <w:t xml:space="preserve"> </w:t>
-      </w:r>
-      <w:r>
-        <w:rPr/>
-        <w:t>Jim left umpiring due to the workload in the Sheridan High School administration.</w:t>
-      </w:r>
-      <w:r>
-        <w:rPr/>
-        <w:t xml:space="preserve"> He has served in</w:t>
-      </w:r>
-      <w:r>
-        <w:rPr/>
-        <w:t xml:space="preserve"> </w:t>
-      </w:r>
-      <w:r>
-        <w:rPr/>
-        <w:t>many capacities with CHSBUA, including Local Director, Executive Committee, Assignor and State</w:t>
-      </w:r>
-      <w:r>
-        <w:rPr/>
-        <w:t xml:space="preserve"> </w:t>
-      </w:r>
-      <w:r>
-        <w:rPr/>
-        <w:t xml:space="preserve">President from 1979 - 1981. Jim still </w:t>
-      </w:r>
-      <w:r>
-        <w:rPr/>
-        <w:t>observes</w:t>
-      </w:r>
-      <w:r>
-        <w:rPr/>
-        <w:t>/assesses over 40 games per season, assigns officials for</w:t>
-      </w:r>
-      <w:r>
-        <w:rPr/>
-        <w:t xml:space="preserve"> </w:t>
-      </w:r>
-      <w:r>
-        <w:rPr/>
-        <w:t>Metro League, and credits Julius Carabello for contributing the most to his umpiring career.</w:t>
-      </w:r>
-    </w:p>
-    <w:p>
-      <w:pPr>
-        <w:pStyle w:val="BodyText"/>
-      </w:pPr>
-    </w:p>
-    <w:p>
-      <w:pPr>
-        <w:pStyle w:val="Title"/>
-      </w:pPr>
-      <w:r>
-        <w:rPr>
-          <w:noProof w:val="0"/>
-          <w:lang w:val="en-US"/>
-        </w:rPr>
-        <w:t>Revised Biography: Jim Dorsey</w:t>
-      </w:r>
-    </w:p>
-    <w:p>
+    <w:p ns2:paraId="1D097AE2" ns2:textId="16233131">
       <w:pPr>
         <w:pStyle w:val="Subtitle"/>
         <w:rPr/>
@@ -141,7 +15,7 @@
         <w:t>1996 Hall of Fame Inductee – Littleton</w:t>
       </w:r>
     </w:p>
-    <w:p>
+    <w:p ns2:paraId="6811207A" ns2:textId="3FBE0374">
       <w:pPr>
         <w:spacing w:before="0" w:beforeAutospacing="off" w:after="0" w:afterAutospacing="off" w:line="300" w:lineRule="auto"/>
         <w:rPr>
@@ -255,7 +129,7 @@
         <w:t xml:space="preserve"> playoff appearances.</w:t>
       </w:r>
     </w:p>
-    <w:p>
+    <w:p ns2:paraId="46F5A494" ns2:textId="17C43B7F">
       <w:pPr>
         <w:spacing w:before="0" w:beforeAutospacing="off" w:after="0" w:afterAutospacing="off" w:line="300" w:lineRule="auto"/>
         <w:rPr>
@@ -425,7 +299,7 @@
         <w:t xml:space="preserve"> grew too demanding.</w:t>
       </w:r>
     </w:p>
-    <w:p>
+    <w:p ns2:paraId="4A9AA4A8" ns2:textId="5C47D937">
       <w:pPr>
         <w:spacing w:before="0" w:beforeAutospacing="off" w:after="0" w:afterAutospacing="off" w:line="300" w:lineRule="auto"/>
         <w:rPr>
@@ -567,7 +441,7 @@
         <w:t>.</w:t>
       </w:r>
     </w:p>
-    <w:p>
+    <w:p ns2:paraId="13EFB37A" ns2:textId="6F9C68FD">
       <w:pPr>
         <w:spacing w:before="0" w:beforeAutospacing="off" w:after="0" w:afterAutospacing="off" w:line="300" w:lineRule="auto"/>
         <w:rPr>
@@ -597,7 +471,7 @@
         <w:t>Jim credits Julius Carabello as the individual who most influenced his umpiring career.</w:t>
       </w:r>
     </w:p>
-    <w:p>
+    <w:p ns2:paraId="47166C48" ns2:textId="25AB2D5C">
       <w:pPr>
         <w:pStyle w:val="BodyText"/>
       </w:pPr>
